--- a/docx/07-ospf/boletin-U07-inicial.docx
+++ b/docx/07-ospf/boletin-U07-inicial.docx
@@ -15,6 +15,9 @@
             <w:pStyle w:val="TOCHeading"/>
           </w:pPr>
           <w:r>
+            <w:rPr>
+              <w:lang w:val="es-ES"/>
+            </w:rPr>
             <w:t xml:space="preserve">Table of Contents</w:t>
           </w:r>
         </w:p>
@@ -34,6 +37,9 @@
         <w:pStyle w:val="Heading1"/>
       </w:pPr>
       <w:r>
+        <w:rPr>
+          <w:lang w:val="es-ES"/>
+        </w:rPr>
         <w:t xml:space="preserve">Boletín UD7 — Inicial</w:t>
       </w:r>
     </w:p>
@@ -44,6 +50,9 @@
         <w:pStyle w:val="Heading1"/>
       </w:pPr>
       <w:r>
+        <w:rPr>
+          <w:lang w:val="es-ES"/>
+        </w:rPr>
         <w:t xml:space="preserve">📝 Boletín UD7 — Inicial</w:t>
       </w:r>
     </w:p>
@@ -52,6 +61,9 @@
         <w:pStyle w:val="BlockText"/>
       </w:pPr>
       <w:r>
+        <w:rPr>
+          <w:lang w:val="es-ES"/>
+        </w:rPr>
         <w:t xml:space="preserve">Ejercicios básicos para afianzar los conceptos de OSPF y routing dinámico.</w:t>
       </w:r>
     </w:p>
@@ -68,6 +80,9 @@
         <w:pStyle w:val="Heading2"/>
       </w:pPr>
       <w:r>
+        <w:rPr>
+          <w:lang w:val="es-ES"/>
+        </w:rPr>
         <w:t xml:space="preserve">1. IGP vs EGP</w:t>
       </w:r>
     </w:p>
@@ -76,6 +91,9 @@
         <w:pStyle w:val="FirstParagraph"/>
       </w:pPr>
       <w:r>
+        <w:rPr>
+          <w:lang w:val="es-ES"/>
+        </w:rPr>
         <w:t xml:space="preserve">Clasifica cada protocolo como IGP o EGP:</w:t>
       </w:r>
     </w:p>
@@ -88,6 +106,9 @@
         </w:numPr>
       </w:pPr>
       <w:r>
+        <w:rPr>
+          <w:lang w:val="es-ES"/>
+        </w:rPr>
         <w:t xml:space="preserve">OSPF</w:t>
       </w:r>
     </w:p>
@@ -100,6 +121,9 @@
         </w:numPr>
       </w:pPr>
       <w:r>
+        <w:rPr>
+          <w:lang w:val="es-ES"/>
+        </w:rPr>
         <w:t xml:space="preserve">BGP</w:t>
       </w:r>
     </w:p>
@@ -112,6 +136,9 @@
         </w:numPr>
       </w:pPr>
       <w:r>
+        <w:rPr>
+          <w:lang w:val="es-ES"/>
+        </w:rPr>
         <w:t xml:space="preserve">RIP</w:t>
       </w:r>
     </w:p>
@@ -124,6 +151,9 @@
         </w:numPr>
       </w:pPr>
       <w:r>
+        <w:rPr>
+          <w:lang w:val="es-ES"/>
+        </w:rPr>
         <w:t xml:space="preserve">EIGRP</w:t>
       </w:r>
     </w:p>
@@ -134,6 +164,9 @@
         <w:pStyle w:val="Heading2"/>
       </w:pPr>
       <w:r>
+        <w:rPr>
+          <w:lang w:val="es-ES"/>
+        </w:rPr>
         <w:t xml:space="preserve">2. Verdadero o falso</w:t>
       </w:r>
     </w:p>
@@ -146,6 +179,9 @@
         </w:numPr>
       </w:pPr>
       <w:r>
+        <w:rPr>
+          <w:lang w:val="es-ES"/>
+        </w:rPr>
         <w:t xml:space="preserve">OSPF usa el algoritmo de Dijkstra (SPF).</w:t>
       </w:r>
     </w:p>
@@ -158,6 +194,9 @@
         </w:numPr>
       </w:pPr>
       <w:r>
+        <w:rPr>
+          <w:lang w:val="es-ES"/>
+        </w:rPr>
         <w:t xml:space="preserve">RIP tiene un límite de 15 saltos.</w:t>
       </w:r>
     </w:p>
@@ -170,6 +209,9 @@
         </w:numPr>
       </w:pPr>
       <w:r>
+        <w:rPr>
+          <w:lang w:val="es-ES"/>
+        </w:rPr>
         <w:t xml:space="preserve">OSPF necesita un área backbone (Área 0).</w:t>
       </w:r>
     </w:p>
@@ -182,6 +224,9 @@
         </w:numPr>
       </w:pPr>
       <w:r>
+        <w:rPr>
+          <w:lang w:val="es-ES"/>
+        </w:rPr>
         <w:t xml:space="preserve">El Router ID de OSPF debe ser único en la red.</w:t>
       </w:r>
     </w:p>
@@ -194,6 +239,9 @@
         </w:numPr>
       </w:pPr>
       <w:r>
+        <w:rPr>
+          <w:lang w:val="es-ES"/>
+        </w:rPr>
         <w:t xml:space="preserve">RIP converge más rápido que OSPF.</w:t>
       </w:r>
     </w:p>
@@ -204,6 +252,9 @@
         <w:pStyle w:val="Heading2"/>
       </w:pPr>
       <w:r>
+        <w:rPr>
+          <w:lang w:val="es-ES"/>
+        </w:rPr>
         <w:t xml:space="preserve">3. Relaciona</w:t>
       </w:r>
     </w:p>
@@ -228,6 +279,9 @@
               <w:pStyle w:val="Compact"/>
             </w:pPr>
             <w:r>
+              <w:rPr>
+                <w:lang w:val="es-ES"/>
+              </w:rPr>
               <w:t xml:space="preserve">Término</w:t>
             </w:r>
           </w:p>
@@ -239,6 +293,9 @@
               <w:pStyle w:val="Compact"/>
             </w:pPr>
             <w:r>
+              <w:rPr>
+                <w:lang w:val="es-ES"/>
+              </w:rPr>
               <w:t xml:space="preserve">Descripción</w:t>
             </w:r>
           </w:p>
@@ -252,6 +309,9 @@
               <w:pStyle w:val="Compact"/>
             </w:pPr>
             <w:r>
+              <w:rPr>
+                <w:lang w:val="es-ES"/>
+              </w:rPr>
               <w:t xml:space="preserve">1. LSA</w:t>
             </w:r>
           </w:p>
@@ -263,6 +323,9 @@
               <w:pStyle w:val="Compact"/>
             </w:pPr>
             <w:r>
+              <w:rPr>
+                <w:lang w:val="es-ES"/>
+              </w:rPr>
               <w:t xml:space="preserve">a) Router que conecta áreas</w:t>
             </w:r>
           </w:p>
@@ -276,6 +339,9 @@
               <w:pStyle w:val="Compact"/>
             </w:pPr>
             <w:r>
+              <w:rPr>
+                <w:lang w:val="es-ES"/>
+              </w:rPr>
               <w:t xml:space="preserve">2. LSDB</w:t>
             </w:r>
           </w:p>
@@ -287,6 +353,9 @@
               <w:pStyle w:val="Compact"/>
             </w:pPr>
             <w:r>
+              <w:rPr>
+                <w:lang w:val="es-ES"/>
+              </w:rPr>
               <w:t xml:space="preserve">b) Anuncio de estado de enlace</w:t>
             </w:r>
           </w:p>
@@ -300,6 +369,9 @@
               <w:pStyle w:val="Compact"/>
             </w:pPr>
             <w:r>
+              <w:rPr>
+                <w:lang w:val="es-ES"/>
+              </w:rPr>
               <w:t xml:space="preserve">3. ABR</w:t>
             </w:r>
           </w:p>
@@ -311,6 +383,9 @@
               <w:pStyle w:val="Compact"/>
             </w:pPr>
             <w:r>
+              <w:rPr>
+                <w:lang w:val="es-ES"/>
+              </w:rPr>
               <w:t xml:space="preserve">c) Base de datos de la topología</w:t>
             </w:r>
           </w:p>
@@ -324,6 +399,9 @@
               <w:pStyle w:val="Compact"/>
             </w:pPr>
             <w:r>
+              <w:rPr>
+                <w:lang w:val="es-ES"/>
+              </w:rPr>
               <w:t xml:space="preserve">4. SPF</w:t>
             </w:r>
           </w:p>
@@ -335,6 +413,9 @@
               <w:pStyle w:val="Compact"/>
             </w:pPr>
             <w:r>
+              <w:rPr>
+                <w:lang w:val="es-ES"/>
+              </w:rPr>
               <w:t xml:space="preserve">d) Algoritmo de cálculo de rutas</w:t>
             </w:r>
           </w:p>
@@ -348,6 +429,9 @@
         <w:pStyle w:val="Heading2"/>
       </w:pPr>
       <w:r>
+        <w:rPr>
+          <w:lang w:val="es-ES"/>
+        </w:rPr>
         <w:t xml:space="preserve">4. Coste OSPF</w:t>
       </w:r>
     </w:p>
@@ -356,6 +440,9 @@
         <w:pStyle w:val="FirstParagraph"/>
       </w:pPr>
       <w:r>
+        <w:rPr>
+          <w:lang w:val="es-ES"/>
+        </w:rPr>
         <w:t xml:space="preserve">Calcula el coste OSPF para estas interfaces:</w:t>
       </w:r>
     </w:p>
@@ -368,6 +455,9 @@
         </w:numPr>
       </w:pPr>
       <w:r>
+        <w:rPr>
+          <w:lang w:val="es-ES"/>
+        </w:rPr>
         <w:t xml:space="preserve">FastEthernet (100 Mbps)</w:t>
       </w:r>
     </w:p>
@@ -380,6 +470,9 @@
         </w:numPr>
       </w:pPr>
       <w:r>
+        <w:rPr>
+          <w:lang w:val="es-ES"/>
+        </w:rPr>
         <w:t xml:space="preserve">GigabitEthernet (1 Gbps)</w:t>
       </w:r>
     </w:p>
@@ -392,6 +485,9 @@
         </w:numPr>
       </w:pPr>
       <w:r>
+        <w:rPr>
+          <w:lang w:val="es-ES"/>
+        </w:rPr>
         <w:t xml:space="preserve">Serial (1.544 Mbps)</w:t>
       </w:r>
     </w:p>
@@ -402,6 +498,9 @@
         <w:pStyle w:val="Heading2"/>
       </w:pPr>
       <w:r>
+        <w:rPr>
+          <w:lang w:val="es-ES"/>
+        </w:rPr>
         <w:t xml:space="preserve">5. Completa</w:t>
       </w:r>
     </w:p>
@@ -410,6 +509,9 @@
         <w:pStyle w:val="FirstParagraph"/>
       </w:pPr>
       <w:r>
+        <w:rPr>
+          <w:lang w:val="es-ES"/>
+        </w:rPr>
         <w:t xml:space="preserve">Completa los comandos OSPF:</w:t>
       </w:r>
     </w:p>
@@ -424,13 +526,20 @@
       <w:r>
         <w:rPr>
           <w:rStyle w:val="VerbatimChar"/>
+          <w:lang w:val="es-ES"/>
         </w:rPr>
         <w:t xml:space="preserve">router ___ 1</w:t>
       </w:r>
       <w:r>
+        <w:rPr>
+          <w:lang w:val="es-ES"/>
+        </w:rPr>
         <w:t xml:space="preserve"> </w:t>
       </w:r>
       <w:r>
+        <w:rPr>
+          <w:lang w:val="es-ES"/>
+        </w:rPr>
         <w:t xml:space="preserve">(inicia el proceso OSPF)</w:t>
       </w:r>
     </w:p>
@@ -445,13 +554,20 @@
       <w:r>
         <w:rPr>
           <w:rStyle w:val="VerbatimChar"/>
+          <w:lang w:val="es-ES"/>
         </w:rPr>
         <w:t xml:space="preserve">network 192.168.1.0 0.0.0.255 area ___</w:t>
       </w:r>
       <w:r>
+        <w:rPr>
+          <w:lang w:val="es-ES"/>
+        </w:rPr>
         <w:t xml:space="preserve"> </w:t>
       </w:r>
       <w:r>
+        <w:rPr>
+          <w:lang w:val="es-ES"/>
+        </w:rPr>
         <w:t xml:space="preserve">(área backbone)</w:t>
       </w:r>
     </w:p>
@@ -466,13 +582,20 @@
       <w:r>
         <w:rPr>
           <w:rStyle w:val="VerbatimChar"/>
+          <w:lang w:val="es-ES"/>
         </w:rPr>
         <w:t xml:space="preserve">default-information ___</w:t>
       </w:r>
       <w:r>
+        <w:rPr>
+          <w:lang w:val="es-ES"/>
+        </w:rPr>
         <w:t xml:space="preserve"> </w:t>
       </w:r>
       <w:r>
+        <w:rPr>
+          <w:lang w:val="es-ES"/>
+        </w:rPr>
         <w:t xml:space="preserve">(propagar ruta por defecto)</w:t>
       </w:r>
     </w:p>
@@ -487,13 +610,20 @@
       <w:r>
         <w:rPr>
           <w:rStyle w:val="VerbatimChar"/>
+          <w:lang w:val="es-ES"/>
         </w:rPr>
         <w:t xml:space="preserve">show ip ospf ___</w:t>
       </w:r>
       <w:r>
+        <w:rPr>
+          <w:lang w:val="es-ES"/>
+        </w:rPr>
         <w:t xml:space="preserve"> </w:t>
       </w:r>
       <w:r>
+        <w:rPr>
+          <w:lang w:val="es-ES"/>
+        </w:rPr>
         <w:t xml:space="preserve">(ver vecinos)</w:t>
       </w:r>
     </w:p>
@@ -504,6 +634,9 @@
         <w:pStyle w:val="Heading2"/>
       </w:pPr>
       <w:r>
+        <w:rPr>
+          <w:lang w:val="es-ES"/>
+        </w:rPr>
         <w:t xml:space="preserve">6. Tipos de routers</w:t>
       </w:r>
     </w:p>
@@ -512,6 +645,9 @@
         <w:pStyle w:val="FirstParagraph"/>
       </w:pPr>
       <w:r>
+        <w:rPr>
+          <w:lang w:val="es-ES"/>
+        </w:rPr>
         <w:t xml:space="preserve">Relaciona el tipo de router OSPF con su función:</w:t>
       </w:r>
     </w:p>
@@ -536,6 +672,9 @@
               <w:pStyle w:val="Compact"/>
             </w:pPr>
             <w:r>
+              <w:rPr>
+                <w:lang w:val="es-ES"/>
+              </w:rPr>
               <w:t xml:space="preserve">Tipo</w:t>
             </w:r>
           </w:p>
@@ -547,6 +686,9 @@
               <w:pStyle w:val="Compact"/>
             </w:pPr>
             <w:r>
+              <w:rPr>
+                <w:lang w:val="es-ES"/>
+              </w:rPr>
               <w:t xml:space="preserve">Función</w:t>
             </w:r>
           </w:p>
@@ -560,6 +702,9 @@
               <w:pStyle w:val="Compact"/>
             </w:pPr>
             <w:r>
+              <w:rPr>
+                <w:lang w:val="es-ES"/>
+              </w:rPr>
               <w:t xml:space="preserve">1. Internal Router</w:t>
             </w:r>
           </w:p>
@@ -571,6 +716,9 @@
               <w:pStyle w:val="Compact"/>
             </w:pPr>
             <w:r>
+              <w:rPr>
+                <w:lang w:val="es-ES"/>
+              </w:rPr>
               <w:t xml:space="preserve">a) Introduce rutas externas</w:t>
             </w:r>
           </w:p>
@@ -584,6 +732,9 @@
               <w:pStyle w:val="Compact"/>
             </w:pPr>
             <w:r>
+              <w:rPr>
+                <w:lang w:val="es-ES"/>
+              </w:rPr>
               <w:t xml:space="preserve">2. ABR</w:t>
             </w:r>
           </w:p>
@@ -595,6 +746,9 @@
               <w:pStyle w:val="Compact"/>
             </w:pPr>
             <w:r>
+              <w:rPr>
+                <w:lang w:val="es-ES"/>
+              </w:rPr>
               <w:t xml:space="preserve">b) Conecta Área 0 con otras áreas</w:t>
             </w:r>
           </w:p>
@@ -608,6 +762,9 @@
               <w:pStyle w:val="Compact"/>
             </w:pPr>
             <w:r>
+              <w:rPr>
+                <w:lang w:val="es-ES"/>
+              </w:rPr>
               <w:t xml:space="preserve">3. ASBR</w:t>
             </w:r>
           </w:p>
@@ -619,6 +776,9 @@
               <w:pStyle w:val="Compact"/>
             </w:pPr>
             <w:r>
+              <w:rPr>
+                <w:lang w:val="es-ES"/>
+              </w:rPr>
               <w:t xml:space="preserve">c) Todas sus interfaces en la misma área</w:t>
             </w:r>
           </w:p>
@@ -632,6 +792,9 @@
         <w:pStyle w:val="Heading2"/>
       </w:pPr>
       <w:r>
+        <w:rPr>
+          <w:lang w:val="es-ES"/>
+        </w:rPr>
         <w:t xml:space="preserve">7. Dinámico vs estático</w:t>
       </w:r>
     </w:p>
@@ -643,58 +806,89 @@
         </w:numPr>
       </w:pPr>
       <w:r>
+        <w:rPr>
+          <w:lang w:val="es-ES"/>
+        </w:rPr>
         <w:t xml:space="preserve">Clasifica cada protocolo como IGP o EGP:</w:t>
       </w:r>
       <w:r>
+        <w:rPr>
+          <w:lang w:val="es-ES"/>
+        </w:rPr>
         <w:t xml:space="preserve"> </w:t>
       </w:r>
       <w:r>
         <w:rPr>
           <w:b/>
           <w:bCs/>
+          <w:lang w:val="es-ES"/>
         </w:rPr>
         <w:t xml:space="preserve">OSPF</w:t>
       </w:r>
       <w:r>
+        <w:rPr>
+          <w:lang w:val="es-ES"/>
+        </w:rPr>
         <w:t xml:space="preserve">,</w:t>
       </w:r>
       <w:r>
+        <w:rPr>
+          <w:lang w:val="es-ES"/>
+        </w:rPr>
         <w:t xml:space="preserve"> </w:t>
       </w:r>
       <w:r>
         <w:rPr>
           <w:b/>
           <w:bCs/>
+          <w:lang w:val="es-ES"/>
         </w:rPr>
         <w:t xml:space="preserve">RIP</w:t>
       </w:r>
       <w:r>
+        <w:rPr>
+          <w:lang w:val="es-ES"/>
+        </w:rPr>
         <w:t xml:space="preserve">,</w:t>
       </w:r>
       <w:r>
+        <w:rPr>
+          <w:lang w:val="es-ES"/>
+        </w:rPr>
         <w:t xml:space="preserve"> </w:t>
       </w:r>
       <w:r>
         <w:rPr>
           <w:b/>
           <w:bCs/>
+          <w:lang w:val="es-ES"/>
         </w:rPr>
         <w:t xml:space="preserve">BGP</w:t>
       </w:r>
       <w:r>
+        <w:rPr>
+          <w:lang w:val="es-ES"/>
+        </w:rPr>
         <w:t xml:space="preserve">,</w:t>
       </w:r>
       <w:r>
+        <w:rPr>
+          <w:lang w:val="es-ES"/>
+        </w:rPr>
         <w:t xml:space="preserve"> </w:t>
       </w:r>
       <w:r>
         <w:rPr>
           <w:b/>
           <w:bCs/>
+          <w:lang w:val="es-ES"/>
         </w:rPr>
         <w:t xml:space="preserve">EIGRP</w:t>
       </w:r>
       <w:r>
+        <w:rPr>
+          <w:lang w:val="es-ES"/>
+        </w:rPr>
         <w:t xml:space="preserve">.</w:t>
       </w:r>
     </w:p>
@@ -706,22 +900,35 @@
         </w:numPr>
       </w:pPr>
       <w:r>
+        <w:rPr>
+          <w:lang w:val="es-ES"/>
+        </w:rPr>
         <w:t xml:space="preserve">Enumera</w:t>
       </w:r>
       <w:r>
+        <w:rPr>
+          <w:lang w:val="es-ES"/>
+        </w:rPr>
         <w:t xml:space="preserve"> </w:t>
       </w:r>
       <w:r>
         <w:rPr>
           <w:b/>
           <w:bCs/>
+          <w:lang w:val="es-ES"/>
         </w:rPr>
         <w:t xml:space="preserve">3 ventajas</w:t>
       </w:r>
       <w:r>
+        <w:rPr>
+          <w:lang w:val="es-ES"/>
+        </w:rPr>
         <w:t xml:space="preserve"> </w:t>
       </w:r>
       <w:r>
+        <w:rPr>
+          <w:lang w:val="es-ES"/>
+        </w:rPr>
         <w:t xml:space="preserve">del routing dinámico frente al estático y pon un caso donde convenga usar estático.</w:t>
       </w:r>
     </w:p>
@@ -733,13 +940,20 @@
         <w:rPr>
           <w:b/>
           <w:bCs/>
+          <w:lang w:val="es-ES"/>
         </w:rPr>
         <w:t xml:space="preserve">Pista:</w:t>
       </w:r>
       <w:r>
+        <w:rPr>
+          <w:lang w:val="es-ES"/>
+        </w:rPr>
         <w:t xml:space="preserve"> </w:t>
       </w:r>
       <w:r>
+        <w:rPr>
+          <w:lang w:val="es-ES"/>
+        </w:rPr>
         <w:t xml:space="preserve">IGP enruta dentro de un AS y EGP entre AS (BGP). Dinámico = autoaprendizaje, convergencia automática y menos error humano; estático = determinista, útil en enlaces stub o redes muy pequeñas.</w:t>
       </w:r>
     </w:p>
@@ -750,6 +964,9 @@
         <w:pStyle w:val="Heading2"/>
       </w:pPr>
       <w:r>
+        <w:rPr>
+          <w:lang w:val="es-ES"/>
+        </w:rPr>
         <w:t xml:space="preserve">8. Coste OSPF: tabla de velocidades</w:t>
       </w:r>
     </w:p>
@@ -758,18 +975,28 @@
         <w:pStyle w:val="FirstParagraph"/>
       </w:pPr>
       <w:r>
+        <w:rPr>
+          <w:lang w:val="es-ES"/>
+        </w:rPr>
         <w:t xml:space="preserve">Completa la tabla con el coste OSPF de cada velocidad usando la fórmula</w:t>
       </w:r>
       <w:r>
+        <w:rPr>
+          <w:lang w:val="es-ES"/>
+        </w:rPr>
         <w:t xml:space="preserve"> </w:t>
       </w:r>
       <w:r>
         <w:rPr>
           <w:rStyle w:val="VerbatimChar"/>
+          <w:lang w:val="es-ES"/>
         </w:rPr>
         <w:t xml:space="preserve">coste = 10^8 / ancho_de_banda</w:t>
       </w:r>
       <w:r>
+        <w:rPr>
+          <w:lang w:val="es-ES"/>
+        </w:rPr>
         <w:t xml:space="preserve">:</w:t>
       </w:r>
     </w:p>
@@ -795,6 +1022,9 @@
               <w:pStyle w:val="Compact"/>
             </w:pPr>
             <w:r>
+              <w:rPr>
+                <w:lang w:val="es-ES"/>
+              </w:rPr>
               <w:t xml:space="preserve">Velocidad</w:t>
             </w:r>
           </w:p>
@@ -806,6 +1036,9 @@
               <w:pStyle w:val="Compact"/>
             </w:pPr>
             <w:r>
+              <w:rPr>
+                <w:lang w:val="es-ES"/>
+              </w:rPr>
               <w:t xml:space="preserve">Cálculo</w:t>
             </w:r>
           </w:p>
@@ -817,6 +1050,9 @@
               <w:pStyle w:val="Compact"/>
             </w:pPr>
             <w:r>
+              <w:rPr>
+                <w:lang w:val="es-ES"/>
+              </w:rPr>
               <w:t xml:space="preserve">Coste OSPF</w:t>
             </w:r>
           </w:p>
@@ -830,6 +1066,9 @@
               <w:pStyle w:val="Compact"/>
             </w:pPr>
             <w:r>
+              <w:rPr>
+                <w:lang w:val="es-ES"/>
+              </w:rPr>
               <w:t xml:space="preserve">10 Mbps</w:t>
             </w:r>
           </w:p>
@@ -841,6 +1080,9 @@
               <w:pStyle w:val="Compact"/>
             </w:pPr>
             <w:r>
+              <w:rPr>
+                <w:lang w:val="es-ES"/>
+              </w:rPr>
               <w:t xml:space="preserve">10⁸ / 10⁷</w:t>
             </w:r>
           </w:p>
@@ -862,6 +1104,9 @@
               <w:pStyle w:val="Compact"/>
             </w:pPr>
             <w:r>
+              <w:rPr>
+                <w:lang w:val="es-ES"/>
+              </w:rPr>
               <w:t xml:space="preserve">100 Mbps</w:t>
             </w:r>
           </w:p>
@@ -873,6 +1118,9 @@
               <w:pStyle w:val="Compact"/>
             </w:pPr>
             <w:r>
+              <w:rPr>
+                <w:lang w:val="es-ES"/>
+              </w:rPr>
               <w:t xml:space="preserve">10⁸ / 10⁸</w:t>
             </w:r>
           </w:p>
@@ -894,6 +1142,9 @@
               <w:pStyle w:val="Compact"/>
             </w:pPr>
             <w:r>
+              <w:rPr>
+                <w:lang w:val="es-ES"/>
+              </w:rPr>
               <w:t xml:space="preserve">1 Gbps</w:t>
             </w:r>
           </w:p>
@@ -905,6 +1156,9 @@
               <w:pStyle w:val="Compact"/>
             </w:pPr>
             <w:r>
+              <w:rPr>
+                <w:lang w:val="es-ES"/>
+              </w:rPr>
               <w:t xml:space="preserve">10⁸ / 10⁹</w:t>
             </w:r>
           </w:p>
@@ -926,6 +1180,9 @@
               <w:pStyle w:val="Compact"/>
             </w:pPr>
             <w:r>
+              <w:rPr>
+                <w:lang w:val="es-ES"/>
+              </w:rPr>
               <w:t xml:space="preserve">1.544 Mbps (T1)</w:t>
             </w:r>
           </w:p>
@@ -937,6 +1194,9 @@
               <w:pStyle w:val="Compact"/>
             </w:pPr>
             <w:r>
+              <w:rPr>
+                <w:lang w:val="es-ES"/>
+              </w:rPr>
               <w:t xml:space="preserve">10⁸ / 1.544.000</w:t>
             </w:r>
           </w:p>
@@ -959,13 +1219,20 @@
         <w:rPr>
           <w:b/>
           <w:bCs/>
+          <w:lang w:val="es-ES"/>
         </w:rPr>
         <w:t xml:space="preserve">Pista:</w:t>
       </w:r>
       <w:r>
+        <w:rPr>
+          <w:lang w:val="es-ES"/>
+        </w:rPr>
         <w:t xml:space="preserve"> </w:t>
       </w:r>
       <w:r>
+        <w:rPr>
+          <w:lang w:val="es-ES"/>
+        </w:rPr>
         <w:t xml:space="preserve">el coste mínimo es 1: los enlaces a partir de 100 Mbps valen lo mismo por defecto. Los decimales se redondean hacia abajo.</w:t>
       </w:r>
     </w:p>

--- a/docx/07-ospf/boletin-U07-inicial.docx
+++ b/docx/07-ospf/boletin-U07-inicial.docx
@@ -15,9 +15,6 @@
             <w:pStyle w:val="TOCHeading"/>
           </w:pPr>
           <w:r>
-            <w:rPr>
-              <w:lang w:val="es-ES"/>
-            </w:rPr>
             <w:t xml:space="preserve">Table of Contents</w:t>
           </w:r>
         </w:p>
@@ -37,9 +34,6 @@
         <w:pStyle w:val="Heading1"/>
       </w:pPr>
       <w:r>
-        <w:rPr>
-          <w:lang w:val="es-ES"/>
-        </w:rPr>
         <w:t xml:space="preserve">Boletín UD7 — Inicial</w:t>
       </w:r>
     </w:p>
@@ -50,9 +44,6 @@
         <w:pStyle w:val="Heading1"/>
       </w:pPr>
       <w:r>
-        <w:rPr>
-          <w:lang w:val="es-ES"/>
-        </w:rPr>
         <w:t xml:space="preserve">📝 Boletín UD7 — Inicial</w:t>
       </w:r>
     </w:p>
@@ -61,9 +52,6 @@
         <w:pStyle w:val="BlockText"/>
       </w:pPr>
       <w:r>
-        <w:rPr>
-          <w:lang w:val="es-ES"/>
-        </w:rPr>
         <w:t xml:space="preserve">Ejercicios básicos para afianzar los conceptos de OSPF y routing dinámico.</w:t>
       </w:r>
     </w:p>
@@ -80,9 +68,6 @@
         <w:pStyle w:val="Heading2"/>
       </w:pPr>
       <w:r>
-        <w:rPr>
-          <w:lang w:val="es-ES"/>
-        </w:rPr>
         <w:t xml:space="preserve">1. IGP vs EGP</w:t>
       </w:r>
     </w:p>
@@ -91,9 +76,6 @@
         <w:pStyle w:val="FirstParagraph"/>
       </w:pPr>
       <w:r>
-        <w:rPr>
-          <w:lang w:val="es-ES"/>
-        </w:rPr>
         <w:t xml:space="preserve">Clasifica cada protocolo como IGP o EGP:</w:t>
       </w:r>
     </w:p>
@@ -106,9 +88,6 @@
         </w:numPr>
       </w:pPr>
       <w:r>
-        <w:rPr>
-          <w:lang w:val="es-ES"/>
-        </w:rPr>
         <w:t xml:space="preserve">OSPF</w:t>
       </w:r>
     </w:p>
@@ -121,9 +100,6 @@
         </w:numPr>
       </w:pPr>
       <w:r>
-        <w:rPr>
-          <w:lang w:val="es-ES"/>
-        </w:rPr>
         <w:t xml:space="preserve">BGP</w:t>
       </w:r>
     </w:p>
@@ -136,9 +112,6 @@
         </w:numPr>
       </w:pPr>
       <w:r>
-        <w:rPr>
-          <w:lang w:val="es-ES"/>
-        </w:rPr>
         <w:t xml:space="preserve">RIP</w:t>
       </w:r>
     </w:p>
@@ -151,9 +124,6 @@
         </w:numPr>
       </w:pPr>
       <w:r>
-        <w:rPr>
-          <w:lang w:val="es-ES"/>
-        </w:rPr>
         <w:t xml:space="preserve">EIGRP</w:t>
       </w:r>
     </w:p>
@@ -164,9 +134,6 @@
         <w:pStyle w:val="Heading2"/>
       </w:pPr>
       <w:r>
-        <w:rPr>
-          <w:lang w:val="es-ES"/>
-        </w:rPr>
         <w:t xml:space="preserve">2. Verdadero o falso</w:t>
       </w:r>
     </w:p>
@@ -179,9 +146,6 @@
         </w:numPr>
       </w:pPr>
       <w:r>
-        <w:rPr>
-          <w:lang w:val="es-ES"/>
-        </w:rPr>
         <w:t xml:space="preserve">OSPF usa el algoritmo de Dijkstra (SPF).</w:t>
       </w:r>
     </w:p>
@@ -194,9 +158,6 @@
         </w:numPr>
       </w:pPr>
       <w:r>
-        <w:rPr>
-          <w:lang w:val="es-ES"/>
-        </w:rPr>
         <w:t xml:space="preserve">RIP tiene un límite de 15 saltos.</w:t>
       </w:r>
     </w:p>
@@ -209,9 +170,6 @@
         </w:numPr>
       </w:pPr>
       <w:r>
-        <w:rPr>
-          <w:lang w:val="es-ES"/>
-        </w:rPr>
         <w:t xml:space="preserve">OSPF necesita un área backbone (Área 0).</w:t>
       </w:r>
     </w:p>
@@ -224,9 +182,6 @@
         </w:numPr>
       </w:pPr>
       <w:r>
-        <w:rPr>
-          <w:lang w:val="es-ES"/>
-        </w:rPr>
         <w:t xml:space="preserve">El Router ID de OSPF debe ser único en la red.</w:t>
       </w:r>
     </w:p>
@@ -239,9 +194,6 @@
         </w:numPr>
       </w:pPr>
       <w:r>
-        <w:rPr>
-          <w:lang w:val="es-ES"/>
-        </w:rPr>
         <w:t xml:space="preserve">RIP converge más rápido que OSPF.</w:t>
       </w:r>
     </w:p>
@@ -252,9 +204,6 @@
         <w:pStyle w:val="Heading2"/>
       </w:pPr>
       <w:r>
-        <w:rPr>
-          <w:lang w:val="es-ES"/>
-        </w:rPr>
         <w:t xml:space="preserve">3. Relaciona</w:t>
       </w:r>
     </w:p>
@@ -279,9 +228,6 @@
               <w:pStyle w:val="Compact"/>
             </w:pPr>
             <w:r>
-              <w:rPr>
-                <w:lang w:val="es-ES"/>
-              </w:rPr>
               <w:t xml:space="preserve">Término</w:t>
             </w:r>
           </w:p>
@@ -293,9 +239,6 @@
               <w:pStyle w:val="Compact"/>
             </w:pPr>
             <w:r>
-              <w:rPr>
-                <w:lang w:val="es-ES"/>
-              </w:rPr>
               <w:t xml:space="preserve">Descripción</w:t>
             </w:r>
           </w:p>
@@ -309,9 +252,6 @@
               <w:pStyle w:val="Compact"/>
             </w:pPr>
             <w:r>
-              <w:rPr>
-                <w:lang w:val="es-ES"/>
-              </w:rPr>
               <w:t xml:space="preserve">1. LSA</w:t>
             </w:r>
           </w:p>
@@ -323,9 +263,6 @@
               <w:pStyle w:val="Compact"/>
             </w:pPr>
             <w:r>
-              <w:rPr>
-                <w:lang w:val="es-ES"/>
-              </w:rPr>
               <w:t xml:space="preserve">a) Router que conecta áreas</w:t>
             </w:r>
           </w:p>
@@ -339,9 +276,6 @@
               <w:pStyle w:val="Compact"/>
             </w:pPr>
             <w:r>
-              <w:rPr>
-                <w:lang w:val="es-ES"/>
-              </w:rPr>
               <w:t xml:space="preserve">2. LSDB</w:t>
             </w:r>
           </w:p>
@@ -353,9 +287,6 @@
               <w:pStyle w:val="Compact"/>
             </w:pPr>
             <w:r>
-              <w:rPr>
-                <w:lang w:val="es-ES"/>
-              </w:rPr>
               <w:t xml:space="preserve">b) Anuncio de estado de enlace</w:t>
             </w:r>
           </w:p>
@@ -369,9 +300,6 @@
               <w:pStyle w:val="Compact"/>
             </w:pPr>
             <w:r>
-              <w:rPr>
-                <w:lang w:val="es-ES"/>
-              </w:rPr>
               <w:t xml:space="preserve">3. ABR</w:t>
             </w:r>
           </w:p>
@@ -383,9 +311,6 @@
               <w:pStyle w:val="Compact"/>
             </w:pPr>
             <w:r>
-              <w:rPr>
-                <w:lang w:val="es-ES"/>
-              </w:rPr>
               <w:t xml:space="preserve">c) Base de datos de la topología</w:t>
             </w:r>
           </w:p>
@@ -399,9 +324,6 @@
               <w:pStyle w:val="Compact"/>
             </w:pPr>
             <w:r>
-              <w:rPr>
-                <w:lang w:val="es-ES"/>
-              </w:rPr>
               <w:t xml:space="preserve">4. SPF</w:t>
             </w:r>
           </w:p>
@@ -413,9 +335,6 @@
               <w:pStyle w:val="Compact"/>
             </w:pPr>
             <w:r>
-              <w:rPr>
-                <w:lang w:val="es-ES"/>
-              </w:rPr>
               <w:t xml:space="preserve">d) Algoritmo de cálculo de rutas</w:t>
             </w:r>
           </w:p>
@@ -429,9 +348,6 @@
         <w:pStyle w:val="Heading2"/>
       </w:pPr>
       <w:r>
-        <w:rPr>
-          <w:lang w:val="es-ES"/>
-        </w:rPr>
         <w:t xml:space="preserve">4. Coste OSPF</w:t>
       </w:r>
     </w:p>
@@ -440,9 +356,6 @@
         <w:pStyle w:val="FirstParagraph"/>
       </w:pPr>
       <w:r>
-        <w:rPr>
-          <w:lang w:val="es-ES"/>
-        </w:rPr>
         <w:t xml:space="preserve">Calcula el coste OSPF para estas interfaces:</w:t>
       </w:r>
     </w:p>
@@ -455,9 +368,6 @@
         </w:numPr>
       </w:pPr>
       <w:r>
-        <w:rPr>
-          <w:lang w:val="es-ES"/>
-        </w:rPr>
         <w:t xml:space="preserve">FastEthernet (100 Mbps)</w:t>
       </w:r>
     </w:p>
@@ -470,9 +380,6 @@
         </w:numPr>
       </w:pPr>
       <w:r>
-        <w:rPr>
-          <w:lang w:val="es-ES"/>
-        </w:rPr>
         <w:t xml:space="preserve">GigabitEthernet (1 Gbps)</w:t>
       </w:r>
     </w:p>
@@ -485,9 +392,6 @@
         </w:numPr>
       </w:pPr>
       <w:r>
-        <w:rPr>
-          <w:lang w:val="es-ES"/>
-        </w:rPr>
         <w:t xml:space="preserve">Serial (1.544 Mbps)</w:t>
       </w:r>
     </w:p>
@@ -498,9 +402,6 @@
         <w:pStyle w:val="Heading2"/>
       </w:pPr>
       <w:r>
-        <w:rPr>
-          <w:lang w:val="es-ES"/>
-        </w:rPr>
         <w:t xml:space="preserve">5. Completa</w:t>
       </w:r>
     </w:p>
@@ -509,9 +410,6 @@
         <w:pStyle w:val="FirstParagraph"/>
       </w:pPr>
       <w:r>
-        <w:rPr>
-          <w:lang w:val="es-ES"/>
-        </w:rPr>
         <w:t xml:space="preserve">Completa los comandos OSPF:</w:t>
       </w:r>
     </w:p>
@@ -526,20 +424,13 @@
       <w:r>
         <w:rPr>
           <w:rStyle w:val="VerbatimChar"/>
-          <w:lang w:val="es-ES"/>
         </w:rPr>
         <w:t xml:space="preserve">router ___ 1</w:t>
       </w:r>
       <w:r>
-        <w:rPr>
-          <w:lang w:val="es-ES"/>
-        </w:rPr>
         <w:t xml:space="preserve"> </w:t>
       </w:r>
       <w:r>
-        <w:rPr>
-          <w:lang w:val="es-ES"/>
-        </w:rPr>
         <w:t xml:space="preserve">(inicia el proceso OSPF)</w:t>
       </w:r>
     </w:p>
@@ -554,20 +445,13 @@
       <w:r>
         <w:rPr>
           <w:rStyle w:val="VerbatimChar"/>
-          <w:lang w:val="es-ES"/>
         </w:rPr>
         <w:t xml:space="preserve">network 192.168.1.0 0.0.0.255 area ___</w:t>
       </w:r>
       <w:r>
-        <w:rPr>
-          <w:lang w:val="es-ES"/>
-        </w:rPr>
         <w:t xml:space="preserve"> </w:t>
       </w:r>
       <w:r>
-        <w:rPr>
-          <w:lang w:val="es-ES"/>
-        </w:rPr>
         <w:t xml:space="preserve">(área backbone)</w:t>
       </w:r>
     </w:p>
@@ -582,20 +466,13 @@
       <w:r>
         <w:rPr>
           <w:rStyle w:val="VerbatimChar"/>
-          <w:lang w:val="es-ES"/>
         </w:rPr>
         <w:t xml:space="preserve">default-information ___</w:t>
       </w:r>
       <w:r>
-        <w:rPr>
-          <w:lang w:val="es-ES"/>
-        </w:rPr>
         <w:t xml:space="preserve"> </w:t>
       </w:r>
       <w:r>
-        <w:rPr>
-          <w:lang w:val="es-ES"/>
-        </w:rPr>
         <w:t xml:space="preserve">(propagar ruta por defecto)</w:t>
       </w:r>
     </w:p>
@@ -610,20 +487,13 @@
       <w:r>
         <w:rPr>
           <w:rStyle w:val="VerbatimChar"/>
-          <w:lang w:val="es-ES"/>
         </w:rPr>
         <w:t xml:space="preserve">show ip ospf ___</w:t>
       </w:r>
       <w:r>
-        <w:rPr>
-          <w:lang w:val="es-ES"/>
-        </w:rPr>
         <w:t xml:space="preserve"> </w:t>
       </w:r>
       <w:r>
-        <w:rPr>
-          <w:lang w:val="es-ES"/>
-        </w:rPr>
         <w:t xml:space="preserve">(ver vecinos)</w:t>
       </w:r>
     </w:p>
@@ -634,9 +504,6 @@
         <w:pStyle w:val="Heading2"/>
       </w:pPr>
       <w:r>
-        <w:rPr>
-          <w:lang w:val="es-ES"/>
-        </w:rPr>
         <w:t xml:space="preserve">6. Tipos de routers</w:t>
       </w:r>
     </w:p>
@@ -645,9 +512,6 @@
         <w:pStyle w:val="FirstParagraph"/>
       </w:pPr>
       <w:r>
-        <w:rPr>
-          <w:lang w:val="es-ES"/>
-        </w:rPr>
         <w:t xml:space="preserve">Relaciona el tipo de router OSPF con su función:</w:t>
       </w:r>
     </w:p>
@@ -672,9 +536,6 @@
               <w:pStyle w:val="Compact"/>
             </w:pPr>
             <w:r>
-              <w:rPr>
-                <w:lang w:val="es-ES"/>
-              </w:rPr>
               <w:t xml:space="preserve">Tipo</w:t>
             </w:r>
           </w:p>
@@ -686,9 +547,6 @@
               <w:pStyle w:val="Compact"/>
             </w:pPr>
             <w:r>
-              <w:rPr>
-                <w:lang w:val="es-ES"/>
-              </w:rPr>
               <w:t xml:space="preserve">Función</w:t>
             </w:r>
           </w:p>
@@ -702,9 +560,6 @@
               <w:pStyle w:val="Compact"/>
             </w:pPr>
             <w:r>
-              <w:rPr>
-                <w:lang w:val="es-ES"/>
-              </w:rPr>
               <w:t xml:space="preserve">1. Internal Router</w:t>
             </w:r>
           </w:p>
@@ -716,9 +571,6 @@
               <w:pStyle w:val="Compact"/>
             </w:pPr>
             <w:r>
-              <w:rPr>
-                <w:lang w:val="es-ES"/>
-              </w:rPr>
               <w:t xml:space="preserve">a) Introduce rutas externas</w:t>
             </w:r>
           </w:p>
@@ -732,9 +584,6 @@
               <w:pStyle w:val="Compact"/>
             </w:pPr>
             <w:r>
-              <w:rPr>
-                <w:lang w:val="es-ES"/>
-              </w:rPr>
               <w:t xml:space="preserve">2. ABR</w:t>
             </w:r>
           </w:p>
@@ -746,9 +595,6 @@
               <w:pStyle w:val="Compact"/>
             </w:pPr>
             <w:r>
-              <w:rPr>
-                <w:lang w:val="es-ES"/>
-              </w:rPr>
               <w:t xml:space="preserve">b) Conecta Área 0 con otras áreas</w:t>
             </w:r>
           </w:p>
@@ -762,9 +608,6 @@
               <w:pStyle w:val="Compact"/>
             </w:pPr>
             <w:r>
-              <w:rPr>
-                <w:lang w:val="es-ES"/>
-              </w:rPr>
               <w:t xml:space="preserve">3. ASBR</w:t>
             </w:r>
           </w:p>
@@ -776,9 +619,6 @@
               <w:pStyle w:val="Compact"/>
             </w:pPr>
             <w:r>
-              <w:rPr>
-                <w:lang w:val="es-ES"/>
-              </w:rPr>
               <w:t xml:space="preserve">c) Todas sus interfaces en la misma área</w:t>
             </w:r>
           </w:p>
@@ -792,9 +632,6 @@
         <w:pStyle w:val="Heading2"/>
       </w:pPr>
       <w:r>
-        <w:rPr>
-          <w:lang w:val="es-ES"/>
-        </w:rPr>
         <w:t xml:space="preserve">7. Dinámico vs estático</w:t>
       </w:r>
     </w:p>
@@ -806,89 +643,58 @@
         </w:numPr>
       </w:pPr>
       <w:r>
-        <w:rPr>
-          <w:lang w:val="es-ES"/>
-        </w:rPr>
         <w:t xml:space="preserve">Clasifica cada protocolo como IGP o EGP:</w:t>
       </w:r>
       <w:r>
-        <w:rPr>
-          <w:lang w:val="es-ES"/>
-        </w:rPr>
         <w:t xml:space="preserve"> </w:t>
       </w:r>
       <w:r>
         <w:rPr>
           <w:b/>
           <w:bCs/>
-          <w:lang w:val="es-ES"/>
         </w:rPr>
         <w:t xml:space="preserve">OSPF</w:t>
       </w:r>
       <w:r>
-        <w:rPr>
-          <w:lang w:val="es-ES"/>
-        </w:rPr>
         <w:t xml:space="preserve">,</w:t>
       </w:r>
       <w:r>
-        <w:rPr>
-          <w:lang w:val="es-ES"/>
-        </w:rPr>
         <w:t xml:space="preserve"> </w:t>
       </w:r>
       <w:r>
         <w:rPr>
           <w:b/>
           <w:bCs/>
-          <w:lang w:val="es-ES"/>
         </w:rPr>
         <w:t xml:space="preserve">RIP</w:t>
       </w:r>
       <w:r>
-        <w:rPr>
-          <w:lang w:val="es-ES"/>
-        </w:rPr>
         <w:t xml:space="preserve">,</w:t>
       </w:r>
       <w:r>
-        <w:rPr>
-          <w:lang w:val="es-ES"/>
-        </w:rPr>
         <w:t xml:space="preserve"> </w:t>
       </w:r>
       <w:r>
         <w:rPr>
           <w:b/>
           <w:bCs/>
-          <w:lang w:val="es-ES"/>
         </w:rPr>
         <w:t xml:space="preserve">BGP</w:t>
       </w:r>
       <w:r>
-        <w:rPr>
-          <w:lang w:val="es-ES"/>
-        </w:rPr>
         <w:t xml:space="preserve">,</w:t>
       </w:r>
       <w:r>
-        <w:rPr>
-          <w:lang w:val="es-ES"/>
-        </w:rPr>
         <w:t xml:space="preserve"> </w:t>
       </w:r>
       <w:r>
         <w:rPr>
           <w:b/>
           <w:bCs/>
-          <w:lang w:val="es-ES"/>
         </w:rPr>
         <w:t xml:space="preserve">EIGRP</w:t>
       </w:r>
       <w:r>
-        <w:rPr>
-          <w:lang w:val="es-ES"/>
-        </w:rPr>
         <w:t xml:space="preserve">.</w:t>
       </w:r>
     </w:p>
@@ -900,35 +706,22 @@
         </w:numPr>
       </w:pPr>
       <w:r>
-        <w:rPr>
-          <w:lang w:val="es-ES"/>
-        </w:rPr>
         <w:t xml:space="preserve">Enumera</w:t>
       </w:r>
       <w:r>
-        <w:rPr>
-          <w:lang w:val="es-ES"/>
-        </w:rPr>
         <w:t xml:space="preserve"> </w:t>
       </w:r>
       <w:r>
         <w:rPr>
           <w:b/>
           <w:bCs/>
-          <w:lang w:val="es-ES"/>
         </w:rPr>
         <w:t xml:space="preserve">3 ventajas</w:t>
       </w:r>
       <w:r>
-        <w:rPr>
-          <w:lang w:val="es-ES"/>
-        </w:rPr>
         <w:t xml:space="preserve"> </w:t>
       </w:r>
       <w:r>
-        <w:rPr>
-          <w:lang w:val="es-ES"/>
-        </w:rPr>
         <w:t xml:space="preserve">del routing dinámico frente al estático y pon un caso donde convenga usar estático.</w:t>
       </w:r>
     </w:p>
@@ -940,20 +733,13 @@
         <w:rPr>
           <w:b/>
           <w:bCs/>
-          <w:lang w:val="es-ES"/>
         </w:rPr>
         <w:t xml:space="preserve">Pista:</w:t>
       </w:r>
       <w:r>
-        <w:rPr>
-          <w:lang w:val="es-ES"/>
-        </w:rPr>
         <w:t xml:space="preserve"> </w:t>
       </w:r>
       <w:r>
-        <w:rPr>
-          <w:lang w:val="es-ES"/>
-        </w:rPr>
         <w:t xml:space="preserve">IGP enruta dentro de un AS y EGP entre AS (BGP). Dinámico = autoaprendizaje, convergencia automática y menos error humano; estático = determinista, útil en enlaces stub o redes muy pequeñas.</w:t>
       </w:r>
     </w:p>
@@ -964,9 +750,6 @@
         <w:pStyle w:val="Heading2"/>
       </w:pPr>
       <w:r>
-        <w:rPr>
-          <w:lang w:val="es-ES"/>
-        </w:rPr>
         <w:t xml:space="preserve">8. Coste OSPF: tabla de velocidades</w:t>
       </w:r>
     </w:p>
@@ -975,28 +758,18 @@
         <w:pStyle w:val="FirstParagraph"/>
       </w:pPr>
       <w:r>
-        <w:rPr>
-          <w:lang w:val="es-ES"/>
-        </w:rPr>
         <w:t xml:space="preserve">Completa la tabla con el coste OSPF de cada velocidad usando la fórmula</w:t>
       </w:r>
       <w:r>
-        <w:rPr>
-          <w:lang w:val="es-ES"/>
-        </w:rPr>
         <w:t xml:space="preserve"> </w:t>
       </w:r>
       <w:r>
         <w:rPr>
           <w:rStyle w:val="VerbatimChar"/>
-          <w:lang w:val="es-ES"/>
         </w:rPr>
         <w:t xml:space="preserve">coste = 10^8 / ancho_de_banda</w:t>
       </w:r>
       <w:r>
-        <w:rPr>
-          <w:lang w:val="es-ES"/>
-        </w:rPr>
         <w:t xml:space="preserve">:</w:t>
       </w:r>
     </w:p>
@@ -1022,9 +795,6 @@
               <w:pStyle w:val="Compact"/>
             </w:pPr>
             <w:r>
-              <w:rPr>
-                <w:lang w:val="es-ES"/>
-              </w:rPr>
               <w:t xml:space="preserve">Velocidad</w:t>
             </w:r>
           </w:p>
@@ -1036,9 +806,6 @@
               <w:pStyle w:val="Compact"/>
             </w:pPr>
             <w:r>
-              <w:rPr>
-                <w:lang w:val="es-ES"/>
-              </w:rPr>
               <w:t xml:space="preserve">Cálculo</w:t>
             </w:r>
           </w:p>
@@ -1050,9 +817,6 @@
               <w:pStyle w:val="Compact"/>
             </w:pPr>
             <w:r>
-              <w:rPr>
-                <w:lang w:val="es-ES"/>
-              </w:rPr>
               <w:t xml:space="preserve">Coste OSPF</w:t>
             </w:r>
           </w:p>
@@ -1066,9 +830,6 @@
               <w:pStyle w:val="Compact"/>
             </w:pPr>
             <w:r>
-              <w:rPr>
-                <w:lang w:val="es-ES"/>
-              </w:rPr>
               <w:t xml:space="preserve">10 Mbps</w:t>
             </w:r>
           </w:p>
@@ -1080,9 +841,6 @@
               <w:pStyle w:val="Compact"/>
             </w:pPr>
             <w:r>
-              <w:rPr>
-                <w:lang w:val="es-ES"/>
-              </w:rPr>
               <w:t xml:space="preserve">10⁸ / 10⁷</w:t>
             </w:r>
           </w:p>
@@ -1104,9 +862,6 @@
               <w:pStyle w:val="Compact"/>
             </w:pPr>
             <w:r>
-              <w:rPr>
-                <w:lang w:val="es-ES"/>
-              </w:rPr>
               <w:t xml:space="preserve">100 Mbps</w:t>
             </w:r>
           </w:p>
@@ -1118,9 +873,6 @@
               <w:pStyle w:val="Compact"/>
             </w:pPr>
             <w:r>
-              <w:rPr>
-                <w:lang w:val="es-ES"/>
-              </w:rPr>
               <w:t xml:space="preserve">10⁸ / 10⁸</w:t>
             </w:r>
           </w:p>
@@ -1142,9 +894,6 @@
               <w:pStyle w:val="Compact"/>
             </w:pPr>
             <w:r>
-              <w:rPr>
-                <w:lang w:val="es-ES"/>
-              </w:rPr>
               <w:t xml:space="preserve">1 Gbps</w:t>
             </w:r>
           </w:p>
@@ -1156,9 +905,6 @@
               <w:pStyle w:val="Compact"/>
             </w:pPr>
             <w:r>
-              <w:rPr>
-                <w:lang w:val="es-ES"/>
-              </w:rPr>
               <w:t xml:space="preserve">10⁸ / 10⁹</w:t>
             </w:r>
           </w:p>
@@ -1180,9 +926,6 @@
               <w:pStyle w:val="Compact"/>
             </w:pPr>
             <w:r>
-              <w:rPr>
-                <w:lang w:val="es-ES"/>
-              </w:rPr>
               <w:t xml:space="preserve">1.544 Mbps (T1)</w:t>
             </w:r>
           </w:p>
@@ -1194,9 +937,6 @@
               <w:pStyle w:val="Compact"/>
             </w:pPr>
             <w:r>
-              <w:rPr>
-                <w:lang w:val="es-ES"/>
-              </w:rPr>
               <w:t xml:space="preserve">10⁸ / 1.544.000</w:t>
             </w:r>
           </w:p>
@@ -1219,20 +959,13 @@
         <w:rPr>
           <w:b/>
           <w:bCs/>
-          <w:lang w:val="es-ES"/>
         </w:rPr>
         <w:t xml:space="preserve">Pista:</w:t>
       </w:r>
       <w:r>
-        <w:rPr>
-          <w:lang w:val="es-ES"/>
-        </w:rPr>
         <w:t xml:space="preserve"> </w:t>
       </w:r>
       <w:r>
-        <w:rPr>
-          <w:lang w:val="es-ES"/>
-        </w:rPr>
         <w:t xml:space="preserve">el coste mínimo es 1: los enlaces a partir de 100 Mbps valen lo mismo por defecto. Los decimales se redondean hacia abajo.</w:t>
       </w:r>
     </w:p>

--- a/docx/07-ospf/boletin-U07-inicial.docx
+++ b/docx/07-ospf/boletin-U07-inicial.docx
@@ -28,23 +28,23 @@
         </w:p>
       </w:sdtContent>
     </w:sdt>
-    <w:bookmarkStart w:id="9" w:name="boletín-ud7-inicial"/>
+    <w:bookmarkStart w:id="9" w:name="boletín-de-ospf-inicial"/>
     <w:p>
       <w:pPr>
         <w:pStyle w:val="Heading1"/>
       </w:pPr>
       <w:r>
-        <w:t xml:space="preserve">Boletín UD7 — Inicial</w:t>
+        <w:t xml:space="preserve">Boletín de OSPF — Inicial</w:t>
       </w:r>
     </w:p>
     <w:bookmarkEnd w:id="9"/>
-    <w:bookmarkStart w:id="18" w:name="boletín-ud7-inicial-1"/>
+    <w:bookmarkStart w:id="18" w:name="boletín-de-ospf-inicial-1"/>
     <w:p>
       <w:pPr>
         <w:pStyle w:val="Heading1"/>
       </w:pPr>
       <w:r>
-        <w:t xml:space="preserve">📝 Boletín UD7 — Inicial</w:t>
+        <w:t xml:space="preserve">📝 Boletín de OSPF — Inicial</w:t>
       </w:r>
     </w:p>
     <w:p>

--- a/docx/07-ospf/boletin-U07-inicial.docx
+++ b/docx/07-ospf/boletin-U07-inicial.docx
@@ -643,7 +643,7 @@
         </w:numPr>
       </w:pPr>
       <w:r>
-        <w:t xml:space="preserve">Clasifica cada protocolo como IGP o EGP:</w:t>
+        <w:t xml:space="preserve">Explica qué es la</w:t>
       </w:r>
       <w:r>
         <w:t xml:space="preserve"> </w:t>
@@ -653,49 +653,13 @@
           <w:b/>
           <w:bCs/>
         </w:rPr>
-        <w:t xml:space="preserve">OSPF</w:t>
-      </w:r>
-      <w:r>
-        <w:t xml:space="preserve">,</w:t>
+        <w:t xml:space="preserve">convergencia</w:t>
       </w:r>
       <w:r>
         <w:t xml:space="preserve"> </w:t>
       </w:r>
       <w:r>
-        <w:rPr>
-          <w:b/>
-          <w:bCs/>
-        </w:rPr>
-        <w:t xml:space="preserve">RIP</w:t>
-      </w:r>
-      <w:r>
-        <w:t xml:space="preserve">,</w:t>
-      </w:r>
-      <w:r>
-        <w:t xml:space="preserve"> </w:t>
-      </w:r>
-      <w:r>
-        <w:rPr>
-          <w:b/>
-          <w:bCs/>
-        </w:rPr>
-        <w:t xml:space="preserve">BGP</w:t>
-      </w:r>
-      <w:r>
-        <w:t xml:space="preserve">,</w:t>
-      </w:r>
-      <w:r>
-        <w:t xml:space="preserve"> </w:t>
-      </w:r>
-      <w:r>
-        <w:rPr>
-          <w:b/>
-          <w:bCs/>
-        </w:rPr>
-        <w:t xml:space="preserve">EIGRP</w:t>
-      </w:r>
-      <w:r>
-        <w:t xml:space="preserve">.</w:t>
+        <w:t xml:space="preserve">y por qué el enrutamiento dinámico la consigue solo, mientras que en el estático depende del administrador.</w:t>
       </w:r>
     </w:p>
     <w:p>
@@ -740,7 +704,7 @@
         <w:t xml:space="preserve"> </w:t>
       </w:r>
       <w:r>
-        <w:t xml:space="preserve">IGP enruta dentro de un AS y EGP entre AS (BGP). Dinámico = autoaprendizaje, convergencia automática y menos error humano; estático = determinista, útil en enlaces stub o redes muy pequeñas.</w:t>
+        <w:t xml:space="preserve">Dinámico = autoaprendizaje, convergencia automática y menos error humano; estático = determinista, útil en enlaces stub o redes muy pequeñas.</w:t>
       </w:r>
     </w:p>
     <w:bookmarkEnd w:id="16"/>
